--- a/Doc/Overview/WF_GDD_EQUIPMENT_ITEM_INVENTORY.docx
+++ b/Doc/Overview/WF_GDD_EQUIPMENT_ITEM_INVENTORY.docx
@@ -15089,7 +15089,7 @@
           <w:kern w:val="0"/>
           <w14:ligatures w14:val="none"/>
         </w:rPr>
-        <w:t>Worldforge sử dụng Manual Loot.</w:t>
+        <w:t>Worldforge sử dụng mô hình rơi và nhặt vật phẩm vật lý trong thế giới (Physical Item Drop &amp; Pickup). Khi kẻ địch bị tiêu diệt: Enemy Death → Xác định Loot (thông qua LootTable/DropTable) → Sinh vật phẩm vật lý (Physical Item Drops) → Vật phẩm văng/rải ra xung quanh (Scatter) → Vật phẩm tiếp đất và tồn tại trong thế giới → Người chơi tiếp cận → Người chơi nhặt vật phẩm → Vật phẩm vào túi đồ (Inventory). Vật phẩm KHÔNG được tự động chuyển thẳng vào inventory ngay khi quái chết.</w:t>
       </w:r>
     </w:p>
     <w:p>
@@ -19689,7 +19689,7 @@
           <w:kern w:val="0"/>
           <w14:ligatures w14:val="none"/>
         </w:rPr>
-        <w:t>Extraction Point.</w:t>
+        <w:t>Safe Point / Camp (Exploration POIs do not offer instant extraction).</w:t>
       </w:r>
     </w:p>
     <w:p>
@@ -21143,7 +21143,7 @@
           <w:kern w:val="0"/>
           <w14:ligatures w14:val="none"/>
         </w:rPr>
-        <w:t>Extraction Point.</w:t>
+        <w:t>Safe Point / Camp (Exploration POIs do not offer instant extraction).</w:t>
       </w:r>
     </w:p>
     <w:p>
@@ -25143,7 +25143,7 @@
           <w:kern w:val="0"/>
           <w14:ligatures w14:val="none"/>
         </w:rPr>
-        <w:t>Safe Save &amp; Exit is supported at Safe Points and Extraction Points.</w:t>
+        <w:t>Safe Save &amp; Exit is supported at Safe Points and Camps. Exploration points and POIs do not offer instant extraction; the player must physically travel through the world back to the settlement.</w:t>
       </w:r>
     </w:p>
     <w:p>
